--- a/doc/修改意见.docx
+++ b/doc/修改意见.docx
@@ -8,11 +8,13 @@
         <w:bidi w:val="0"/>
         <w:rPr>
           <w:rFonts w:hint="eastAsia"/>
-        </w:rPr>
-      </w:pPr>
-      <w:r>
-        <w:rPr>
-          <w:rFonts w:hint="eastAsia"/>
+          <w:u w:val="single"/>
+        </w:rPr>
+      </w:pPr>
+      <w:r>
+        <w:rPr>
+          <w:rFonts w:hint="eastAsia"/>
+          <w:u w:val="single"/>
         </w:rPr>
         <w:t>全篇先统一改</w:t>
       </w:r>
@@ -225,11 +227,15 @@
         <w:ind w:left="420" w:leftChars="0" w:hanging="420" w:firstLineChars="0"/>
         <w:rPr>
           <w:rFonts w:hint="eastAsia"/>
-        </w:rPr>
-      </w:pPr>
-      <w:r>
-        <w:rPr>
-          <w:rFonts w:hint="eastAsia"/>
+          <w:strike/>
+          <w:dstrike w:val="0"/>
+        </w:rPr>
+      </w:pPr>
+      <w:r>
+        <w:rPr>
+          <w:rFonts w:hint="eastAsia"/>
+          <w:strike/>
+          <w:dstrike w:val="0"/>
         </w:rPr>
         <w:t>Introduction：不要再铺太多“糖尿病很重要”，要更快进入研究空白。你需要补一段明确意思： Existing studies often rely on multimodal inputs or large amounts of individual calibration data, which limits their practicality in real-world CGM deployment.</w:t>
       </w:r>
@@ -241,11 +247,15 @@
         <w:ind w:left="0" w:leftChars="0" w:firstLine="420" w:firstLineChars="0"/>
         <w:rPr>
           <w:rFonts w:hint="eastAsia"/>
-        </w:rPr>
-      </w:pPr>
-      <w:r>
-        <w:rPr>
-          <w:rFonts w:hint="eastAsia"/>
+          <w:strike/>
+          <w:dstrike w:val="0"/>
+        </w:rPr>
+      </w:pPr>
+      <w:r>
+        <w:rPr>
+          <w:rFonts w:hint="eastAsia"/>
+          <w:strike/>
+          <w:dstrike w:val="0"/>
         </w:rPr>
         <w:t>Introduction 末尾加一个 Contributions 段，只写 3 点。</w:t>
       </w:r>
@@ -261,11 +271,15 @@
         <w:ind w:left="845" w:leftChars="0" w:hanging="425" w:firstLineChars="0"/>
         <w:rPr>
           <w:rFonts w:hint="eastAsia"/>
-        </w:rPr>
-      </w:pPr>
-      <w:r>
-        <w:rPr>
-          <w:rFonts w:hint="eastAsia"/>
+          <w:strike/>
+          <w:dstrike w:val="0"/>
+        </w:rPr>
+      </w:pPr>
+      <w:r>
+        <w:rPr>
+          <w:rFonts w:hint="eastAsia"/>
+          <w:strike/>
+          <w:dstrike w:val="0"/>
         </w:rPr>
         <w:t>提出只依赖 CGM 的预测框架。</w:t>
       </w:r>
@@ -281,11 +295,15 @@
         <w:ind w:left="845" w:leftChars="0" w:hanging="425" w:firstLineChars="0"/>
         <w:rPr>
           <w:rFonts w:hint="eastAsia"/>
-        </w:rPr>
-      </w:pPr>
-      <w:r>
-        <w:rPr>
-          <w:rFonts w:hint="eastAsia"/>
+          <w:strike/>
+          <w:dstrike w:val="0"/>
+        </w:rPr>
+      </w:pPr>
+      <w:r>
+        <w:rPr>
+          <w:rFonts w:hint="eastAsia"/>
+          <w:strike/>
+          <w:dstrike w:val="0"/>
         </w:rPr>
         <w:t>比较滤波、传统模型、深度模型并选出最优 backbone。</w:t>
       </w:r>
@@ -301,11 +319,15 @@
         <w:ind w:left="845" w:leftChars="0" w:hanging="425" w:firstLineChars="0"/>
         <w:rPr>
           <w:rFonts w:hint="eastAsia"/>
-        </w:rPr>
-      </w:pPr>
-      <w:r>
-        <w:rPr>
-          <w:rFonts w:hint="eastAsia"/>
+          <w:strike/>
+          <w:dstrike w:val="0"/>
+        </w:rPr>
+      </w:pPr>
+      <w:r>
+        <w:rPr>
+          <w:rFonts w:hint="eastAsia"/>
+          <w:strike/>
+          <w:dstrike w:val="0"/>
         </w:rPr>
         <w:t>证明 transfer learning 和 meta-transfer learning 在少样本个体适配上有效。</w:t>
       </w:r>
@@ -314,6 +336,7 @@
       <w:pPr>
         <w:pStyle w:val="10"/>
         <w:numPr>
+          <w:ilvl w:val="0"/>
           <w:numId w:val="0"/>
         </w:numPr>
         <w:bidi w:val="0"/>
@@ -334,11 +357,15 @@
         <w:ind w:left="420" w:leftChars="0" w:hanging="420" w:firstLineChars="0"/>
         <w:rPr>
           <w:rFonts w:hint="eastAsia"/>
-        </w:rPr>
-      </w:pPr>
-      <w:r>
-        <w:rPr>
-          <w:rFonts w:hint="eastAsia"/>
+          <w:strike/>
+          <w:dstrike w:val="0"/>
+        </w:rPr>
+      </w:pPr>
+      <w:r>
+        <w:rPr>
+          <w:rFonts w:hint="eastAsia"/>
+          <w:strike/>
+          <w:dstrike w:val="0"/>
         </w:rPr>
         <w:t>Data Selection and Standardization：把缺失值处理那几句重写。 shortage port 改成 short gap long notch 改成 long gap we do not interpolation filling 改成 we do not perform interpolation for long gaps</w:t>
       </w:r>
@@ -373,11 +400,15 @@
         <w:ind w:left="420" w:leftChars="0" w:hanging="420" w:firstLineChars="0"/>
         <w:rPr>
           <w:rFonts w:hint="eastAsia"/>
-        </w:rPr>
-      </w:pPr>
-      <w:r>
-        <w:rPr>
-          <w:rFonts w:hint="eastAsia"/>
+          <w:strike/>
+          <w:dstrike w:val="0"/>
+        </w:rPr>
+      </w:pPr>
+      <w:r>
+        <w:rPr>
+          <w:rFonts w:hint="eastAsia"/>
+          <w:strike/>
+          <w:dstrike w:val="0"/>
         </w:rPr>
         <w:t>Filtering 章节里把“为什么选 S-G filter”写得更直接： 不是因为它最平滑，而是因为它在降噪和保留局部峰值之间平衡最好，更适合后续预测任务。</w:t>
       </w:r>
@@ -393,11 +424,15 @@
         <w:ind w:left="420" w:leftChars="0" w:hanging="420" w:firstLineChars="0"/>
         <w:rPr>
           <w:rFonts w:hint="eastAsia"/>
-        </w:rPr>
-      </w:pPr>
-      <w:r>
-        <w:rPr>
-          <w:rFonts w:hint="eastAsia"/>
+          <w:strike/>
+          <w:dstrike w:val="0"/>
+        </w:rPr>
+      </w:pPr>
+      <w:r>
+        <w:rPr>
+          <w:rFonts w:hint="eastAsia"/>
+          <w:strike/>
+          <w:dstrike w:val="0"/>
         </w:rPr>
         <w:t>Model Building and Comparison：章节开头补一个清楚的任务定义段，明确： 输入是什么； 预测 horizon 是多少； 所有模型是否使用相同输入。 现在这些信息散着写，不够清楚。</w:t>
       </w:r>
@@ -413,11 +448,15 @@
         <w:ind w:left="420" w:leftChars="0" w:hanging="420" w:firstLineChars="0"/>
         <w:rPr>
           <w:rFonts w:hint="eastAsia"/>
-        </w:rPr>
-      </w:pPr>
-      <w:r>
-        <w:rPr>
-          <w:rFonts w:hint="eastAsia"/>
+          <w:strike/>
+          <w:dstrike w:val="0"/>
+        </w:rPr>
+      </w:pPr>
+      <w:r>
+        <w:rPr>
+          <w:rFonts w:hint="eastAsia"/>
+          <w:strike/>
+          <w:dstrike w:val="0"/>
         </w:rPr>
         <w:t>Model results：不要只写“某模型更好”，要补一句“为什么更好”。 比如 Transformer 那里要明确写： The Transformer achieved the best overall performance, likely because self-attention captures both short-term fluctuations and longer-range temporal dependencies more effectively than recurrent architectures.</w:t>
       </w:r>
@@ -433,11 +472,15 @@
         <w:ind w:left="420" w:leftChars="0" w:hanging="420" w:firstLineChars="0"/>
         <w:rPr>
           <w:rFonts w:hint="eastAsia"/>
-        </w:rPr>
-      </w:pPr>
-      <w:r>
-        <w:rPr>
-          <w:rFonts w:hint="eastAsia"/>
+          <w:strike/>
+          <w:dstrike w:val="0"/>
+        </w:rPr>
+      </w:pPr>
+      <w:r>
+        <w:rPr>
+          <w:rFonts w:hint="eastAsia"/>
+          <w:strike/>
+          <w:dstrike w:val="0"/>
         </w:rPr>
         <w:t>Transfer Learning：把 freeze encoder 的理由写清楚，不然像拍脑袋选的。 直接写成：小样本下 full fine-tuning 容易过拟合，所以只更新 prediction head，以保留通用时序表示并降低参数更新成本。</w:t>
       </w:r>
@@ -481,11 +524,15 @@
         <w:ind w:left="420" w:leftChars="0" w:hanging="420" w:firstLineChars="0"/>
         <w:rPr>
           <w:rFonts w:hint="eastAsia"/>
-        </w:rPr>
-      </w:pPr>
-      <w:r>
-        <w:rPr>
-          <w:rFonts w:hint="eastAsia"/>
+          <w:strike/>
+          <w:dstrike w:val="0"/>
+        </w:rPr>
+      </w:pPr>
+      <w:r>
+        <w:rPr>
+          <w:rFonts w:hint="eastAsia"/>
+          <w:strike/>
+          <w:dstrike w:val="0"/>
         </w:rPr>
         <w:t>Meta-Transfer Learning：开头要明确说清楚这一章和上一章的区别。 不是“再试一个更高级方法”，而是： When only a very small amount of calibration data is available, standard transfer learning may not adapt quickly enough; therefore, meta-learning is introduced to improve sample-efficient personalization.</w:t>
       </w:r>
@@ -501,11 +548,15 @@
         <w:ind w:left="420" w:leftChars="0" w:hanging="420" w:firstLineChars="0"/>
         <w:rPr>
           <w:rFonts w:hint="eastAsia"/>
-        </w:rPr>
-      </w:pPr>
-      <w:r>
-        <w:rPr>
-          <w:rFonts w:hint="eastAsia"/>
+          <w:strike/>
+          <w:dstrike w:val="0"/>
+        </w:rPr>
+      </w:pPr>
+      <w:r>
+        <w:rPr>
+          <w:rFonts w:hint="eastAsia"/>
+          <w:strike/>
+          <w:dstrike w:val="0"/>
         </w:rPr>
         <w:t>Meta-learning 结果部分把结论写窄一点，不要泛泛说“明显更好”，改成： Meta-transfer learning showed the clearest advantage in the extremely low-sample regime, especially when the fine-tuning set contained fewer than 100 samples.</w:t>
       </w:r>
@@ -521,285 +572,297 @@
         <w:ind w:left="420" w:leftChars="0" w:hanging="420" w:firstLineChars="0"/>
         <w:rPr>
           <w:rFonts w:hint="eastAsia"/>
-        </w:rPr>
-      </w:pPr>
+          <w:strike/>
+          <w:dstrike w:val="0"/>
+        </w:rPr>
+      </w:pPr>
+      <w:r>
+        <w:rPr>
+          <w:rFonts w:hint="eastAsia"/>
+          <w:strike/>
+          <w:dstrike w:val="0"/>
+        </w:rPr>
+        <w:t>全文最后补一个总 Conclusion，只做 4 件事： 回答研究问题； 总结最优模型； 总结 transfer/meta-transfer 的增益； 说出限制和未来工作。</w:t>
+      </w:r>
+    </w:p>
+    <w:p>
+      <w:pPr>
+        <w:pStyle w:val="10"/>
+        <w:bidi w:val="0"/>
+        <w:rPr>
+          <w:rFonts w:hint="eastAsia"/>
+        </w:rPr>
+      </w:pPr>
+    </w:p>
+    <w:p>
+      <w:pPr>
+        <w:pStyle w:val="10"/>
+        <w:bidi w:val="0"/>
+        <w:rPr>
+          <w:rFonts w:hint="eastAsia"/>
+          <w:strike/>
+          <w:dstrike w:val="0"/>
+        </w:rPr>
+      </w:pPr>
+      <w:r>
+        <w:rPr>
+          <w:rFonts w:hint="eastAsia"/>
+          <w:strike/>
+          <w:dstrike w:val="0"/>
+        </w:rPr>
+        <w:t>Short-term blood glucose prediction has direct clinical practical value. 改成： Short-term blood glucose prediction has clear clinical utility.</w:t>
+      </w:r>
+      <w:r>
+        <w:rPr>
+          <w:rFonts w:hint="eastAsia" w:eastAsia="宋体"/>
+          <w:strike/>
+          <w:dstrike w:val="0"/>
+          <w:lang w:val="en-US" w:eastAsia="zh-CN"/>
+        </w:rPr>
+        <w:t>√</w:t>
+      </w:r>
+    </w:p>
+    <w:p>
+      <w:pPr>
+        <w:pStyle w:val="10"/>
+        <w:bidi w:val="0"/>
+        <w:rPr>
+          <w:rFonts w:hint="eastAsia"/>
+          <w:strike/>
+          <w:dstrike w:val="0"/>
+        </w:rPr>
+      </w:pPr>
+      <w:r>
+        <w:rPr>
+          <w:rFonts w:hint="eastAsia"/>
+          <w:strike/>
+          <w:dstrike w:val="0"/>
+        </w:rPr>
+        <w:t>Therefore, Continuous Glucose Monitoring (CGM) technology emerged as a pivotal tool in diabetes management. 改成： Therefore, continuous glucose monitoring (CGM) has become a pivotal tool in diabetes management.</w:t>
+      </w:r>
+      <w:r>
+        <w:rPr>
+          <w:rFonts w:hint="eastAsia" w:eastAsia="宋体"/>
+          <w:strike/>
+          <w:dstrike w:val="0"/>
+          <w:lang w:val="en-US" w:eastAsia="zh-CN"/>
+        </w:rPr>
+        <w:t>√</w:t>
+      </w:r>
+    </w:p>
+    <w:p>
+      <w:pPr>
+        <w:pStyle w:val="10"/>
+        <w:bidi w:val="0"/>
+        <w:rPr>
+          <w:rFonts w:hint="eastAsia"/>
+          <w:strike/>
+          <w:dstrike w:val="0"/>
+        </w:rPr>
+      </w:pPr>
+      <w:r>
+        <w:rPr>
+          <w:rFonts w:hint="eastAsia"/>
+          <w:strike/>
+          <w:dstrike w:val="0"/>
+        </w:rPr>
+        <w:t>The CGM device provides long-term continuous blood glucose monitoring through subcutaneous sensors. 改成： CGM devices provide continuous glucose monitoring through subcutaneous sensors.</w:t>
+      </w:r>
+      <w:r>
+        <w:rPr>
+          <w:rFonts w:hint="eastAsia" w:eastAsia="宋体"/>
+          <w:strike/>
+          <w:dstrike w:val="0"/>
+          <w:lang w:val="en-US" w:eastAsia="zh-CN"/>
+        </w:rPr>
+        <w:t>√</w:t>
+      </w:r>
+    </w:p>
+    <w:p>
+      <w:pPr>
+        <w:pStyle w:val="10"/>
+        <w:bidi w:val="0"/>
+        <w:rPr>
+          <w:rFonts w:hint="eastAsia"/>
+          <w:strike/>
+          <w:dstrike w:val="0"/>
+        </w:rPr>
+      </w:pPr>
+      <w:r>
+        <w:rPr>
+          <w:rFonts w:hint="eastAsia"/>
+          <w:strike/>
+          <w:dstrike w:val="0"/>
+        </w:rPr>
+        <w:t>The sensor monitors the glucose concentration in the inter-tissue fluid 改成： The sensor measures glucose concentration in interstitial fluid</w:t>
+      </w:r>
+      <w:r>
+        <w:rPr>
+          <w:rFonts w:hint="eastAsia" w:eastAsia="宋体"/>
+          <w:strike/>
+          <w:dstrike w:val="0"/>
+          <w:lang w:val="en-US" w:eastAsia="zh-CN"/>
+        </w:rPr>
+        <w:t>√</w:t>
+      </w:r>
+    </w:p>
+    <w:p>
+      <w:pPr>
+        <w:pStyle w:val="10"/>
+        <w:bidi w:val="0"/>
+        <w:rPr>
+          <w:rFonts w:hint="eastAsia"/>
+          <w:strike/>
+          <w:dstrike w:val="0"/>
+        </w:rPr>
+      </w:pPr>
+      <w:r>
+        <w:rPr>
+          <w:rFonts w:hint="eastAsia"/>
+          <w:strike/>
+          <w:dstrike w:val="0"/>
+        </w:rPr>
+        <w:t>In this study, we adopts multiple statistical indicators 改成： In this study, we adopt multiple statistical indicators</w:t>
+      </w:r>
+      <w:r>
+        <w:rPr>
+          <w:rFonts w:hint="eastAsia" w:eastAsia="宋体"/>
+          <w:strike/>
+          <w:dstrike w:val="0"/>
+          <w:lang w:val="en-US" w:eastAsia="zh-CN"/>
+        </w:rPr>
+        <w:t>√</w:t>
+      </w:r>
+    </w:p>
+    <w:p>
+      <w:pPr>
+        <w:pStyle w:val="10"/>
+        <w:bidi w:val="0"/>
+        <w:rPr>
+          <w:rFonts w:hint="eastAsia"/>
+          <w:strike/>
+          <w:dstrike w:val="0"/>
+        </w:rPr>
+      </w:pPr>
+      <w:r>
+        <w:rPr>
+          <w:rFonts w:hint="eastAsia"/>
+          <w:strike/>
+          <w:dstrike w:val="0"/>
+        </w:rPr>
+        <w:t>This approach effectively reduce the need for second-order derivatives 改成： This approach effectively reduces the need for second-order derivatives</w:t>
+      </w:r>
+      <w:r>
+        <w:rPr>
+          <w:rFonts w:hint="eastAsia" w:eastAsia="宋体"/>
+          <w:strike/>
+          <w:dstrike w:val="0"/>
+          <w:lang w:val="en-US" w:eastAsia="zh-CN"/>
+        </w:rPr>
+        <w:t>√</w:t>
+      </w:r>
+    </w:p>
+    <w:p>
+      <w:pPr>
+        <w:pStyle w:val="10"/>
+        <w:bidi w:val="0"/>
+        <w:rPr>
+          <w:rFonts w:hint="eastAsia"/>
+          <w:strike/>
+          <w:dstrike w:val="0"/>
+        </w:rPr>
+      </w:pPr>
+      <w:r>
+        <w:rPr>
+          <w:rFonts w:hint="eastAsia"/>
+          <w:strike/>
+          <w:dstrike w:val="0"/>
+        </w:rPr>
+        <w:t>the most friendly starting point for quick adaptation 改成： a more favorable initialization for rapid adaptation</w:t>
+      </w:r>
+      <w:r>
+        <w:rPr>
+          <w:rFonts w:hint="eastAsia" w:eastAsia="宋体"/>
+          <w:strike/>
+          <w:dstrike w:val="0"/>
+          <w:lang w:val="en-US" w:eastAsia="zh-CN"/>
+        </w:rPr>
+        <w:t>√</w:t>
+      </w:r>
+    </w:p>
+    <w:p>
+      <w:pPr>
+        <w:pStyle w:val="10"/>
+        <w:bidi w:val="0"/>
+        <w:rPr>
+          <w:rFonts w:hint="eastAsia"/>
+          <w:strike/>
+          <w:dstrike w:val="0"/>
+        </w:rPr>
+      </w:pPr>
+      <w:r>
+        <w:rPr>
+          <w:rFonts w:hint="eastAsia"/>
+          <w:strike/>
+          <w:dstrike w:val="0"/>
+        </w:rPr>
+        <w:t>The general model has obvious lag 改成： The general model exhibits a noticeable temporal lag</w:t>
+      </w:r>
+      <w:r>
+        <w:rPr>
+          <w:rFonts w:hint="eastAsia" w:eastAsia="宋体"/>
+          <w:strike/>
+          <w:dstrike w:val="0"/>
+          <w:lang w:val="en-US" w:eastAsia="zh-CN"/>
+        </w:rPr>
+        <w:t>√</w:t>
+      </w:r>
+    </w:p>
+    <w:p>
+      <w:pPr>
+        <w:pStyle w:val="10"/>
+        <w:bidi w:val="0"/>
+        <w:rPr>
+          <w:rFonts w:hint="eastAsia"/>
+        </w:rPr>
+      </w:pPr>
+    </w:p>
+    <w:p>
+      <w:pPr>
+        <w:pStyle w:val="10"/>
+        <w:bidi w:val="0"/>
+        <w:rPr>
+          <w:rFonts w:hint="eastAsia"/>
+          <w:strike/>
+          <w:dstrike w:val="0"/>
+        </w:rPr>
+      </w:pPr>
+      <w:r>
+        <w:rPr>
+          <w:rFonts w:hint="eastAsia"/>
+          <w:strike/>
+          <w:dstrike w:val="0"/>
+        </w:rPr>
+        <w:t>重写 Abstract</w:t>
+      </w:r>
       <w:bookmarkStart w:id="0" w:name="_GoBack"/>
       <w:bookmarkEnd w:id="0"/>
-      <w:r>
-        <w:rPr>
-          <w:rFonts w:hint="eastAsia"/>
-        </w:rPr>
-        <w:t>全文最后补一个总 Conclusion，只做 4 件事： 回答研究问题； 总结最优模型； 总结 transfer/meta-transfer 的增益； 说出限制和未来工作。</w:t>
-      </w:r>
-    </w:p>
-    <w:p>
-      <w:pPr>
-        <w:pStyle w:val="10"/>
-        <w:bidi w:val="0"/>
-        <w:rPr>
-          <w:rFonts w:hint="eastAsia"/>
-        </w:rPr>
-      </w:pPr>
-    </w:p>
-    <w:p>
-      <w:pPr>
-        <w:pStyle w:val="10"/>
-        <w:bidi w:val="0"/>
-        <w:rPr>
-          <w:rFonts w:hint="eastAsia"/>
-          <w:strike/>
-          <w:dstrike w:val="0"/>
-        </w:rPr>
-      </w:pPr>
-      <w:r>
-        <w:rPr>
-          <w:rFonts w:hint="eastAsia"/>
-          <w:strike/>
-          <w:dstrike w:val="0"/>
-        </w:rPr>
-        <w:t>Short-term blood glucose prediction has direct clinical practical value. 改成： Short-term blood glucose prediction has clear clinical utility.</w:t>
-      </w:r>
-      <w:r>
-        <w:rPr>
-          <w:rFonts w:hint="eastAsia" w:eastAsia="宋体"/>
-          <w:strike/>
-          <w:dstrike w:val="0"/>
-          <w:lang w:val="en-US" w:eastAsia="zh-CN"/>
-        </w:rPr>
-        <w:t>√</w:t>
-      </w:r>
-    </w:p>
-    <w:p>
-      <w:pPr>
-        <w:pStyle w:val="10"/>
-        <w:bidi w:val="0"/>
-        <w:rPr>
-          <w:rFonts w:hint="eastAsia"/>
-          <w:strike/>
-          <w:dstrike w:val="0"/>
-        </w:rPr>
-      </w:pPr>
-      <w:r>
-        <w:rPr>
-          <w:rFonts w:hint="eastAsia"/>
-          <w:strike/>
-          <w:dstrike w:val="0"/>
-        </w:rPr>
-        <w:t>Therefore, Continuous Glucose Monitoring (CGM) technology emerged as a pivotal tool in diabetes management. 改成： Therefore, continuous glucose monitoring (CGM) has become a pivotal tool in diabetes management.</w:t>
-      </w:r>
-      <w:r>
-        <w:rPr>
-          <w:rFonts w:hint="eastAsia" w:eastAsia="宋体"/>
-          <w:strike/>
-          <w:dstrike w:val="0"/>
-          <w:lang w:val="en-US" w:eastAsia="zh-CN"/>
-        </w:rPr>
-        <w:t>√</w:t>
-      </w:r>
-    </w:p>
-    <w:p>
-      <w:pPr>
-        <w:pStyle w:val="10"/>
-        <w:bidi w:val="0"/>
-        <w:rPr>
-          <w:rFonts w:hint="eastAsia"/>
-          <w:strike/>
-          <w:dstrike w:val="0"/>
-        </w:rPr>
-      </w:pPr>
-      <w:r>
-        <w:rPr>
-          <w:rFonts w:hint="eastAsia"/>
-          <w:strike/>
-          <w:dstrike w:val="0"/>
-        </w:rPr>
-        <w:t>The CGM device provides long-term continuous blood glucose monitoring through subcutaneous sensors. 改成： CGM devices provide continuous glucose monitoring through subcutaneous sensors.</w:t>
-      </w:r>
-      <w:r>
-        <w:rPr>
-          <w:rFonts w:hint="eastAsia" w:eastAsia="宋体"/>
-          <w:strike/>
-          <w:dstrike w:val="0"/>
-          <w:lang w:val="en-US" w:eastAsia="zh-CN"/>
-        </w:rPr>
-        <w:t>√</w:t>
-      </w:r>
-    </w:p>
-    <w:p>
-      <w:pPr>
-        <w:pStyle w:val="10"/>
-        <w:bidi w:val="0"/>
-        <w:rPr>
-          <w:rFonts w:hint="eastAsia"/>
-          <w:strike/>
-          <w:dstrike w:val="0"/>
-        </w:rPr>
-      </w:pPr>
-      <w:r>
-        <w:rPr>
-          <w:rFonts w:hint="eastAsia"/>
-          <w:strike/>
-          <w:dstrike w:val="0"/>
-        </w:rPr>
-        <w:t>The sensor monitors the glucose concentration in the inter-tissue fluid 改成： The sensor measures glucose concentration in interstitial fluid</w:t>
-      </w:r>
-      <w:r>
-        <w:rPr>
-          <w:rFonts w:hint="eastAsia" w:eastAsia="宋体"/>
-          <w:strike/>
-          <w:dstrike w:val="0"/>
-          <w:lang w:val="en-US" w:eastAsia="zh-CN"/>
-        </w:rPr>
-        <w:t>√</w:t>
-      </w:r>
-    </w:p>
-    <w:p>
-      <w:pPr>
-        <w:pStyle w:val="10"/>
-        <w:bidi w:val="0"/>
-        <w:rPr>
-          <w:rFonts w:hint="eastAsia"/>
-          <w:strike/>
-          <w:dstrike w:val="0"/>
-        </w:rPr>
-      </w:pPr>
-      <w:r>
-        <w:rPr>
-          <w:rFonts w:hint="eastAsia"/>
-          <w:strike/>
-          <w:dstrike w:val="0"/>
-        </w:rPr>
-        <w:t>In this study, we adopts multiple statistical indicators 改成： In this study, we adopt multiple statistical indicators</w:t>
-      </w:r>
-      <w:r>
-        <w:rPr>
-          <w:rFonts w:hint="eastAsia" w:eastAsia="宋体"/>
-          <w:strike/>
-          <w:dstrike w:val="0"/>
-          <w:lang w:val="en-US" w:eastAsia="zh-CN"/>
-        </w:rPr>
-        <w:t>√</w:t>
-      </w:r>
-    </w:p>
-    <w:p>
-      <w:pPr>
-        <w:pStyle w:val="10"/>
-        <w:bidi w:val="0"/>
-        <w:rPr>
-          <w:rFonts w:hint="eastAsia"/>
-          <w:strike/>
-          <w:dstrike w:val="0"/>
-        </w:rPr>
-      </w:pPr>
-      <w:r>
-        <w:rPr>
-          <w:rFonts w:hint="eastAsia"/>
-          <w:strike/>
-          <w:dstrike w:val="0"/>
-        </w:rPr>
-        <w:t>This approach effectively reduce the need for second-order derivatives 改成： This approach effectively reduces the need for second-order derivatives</w:t>
-      </w:r>
-      <w:r>
-        <w:rPr>
-          <w:rFonts w:hint="eastAsia" w:eastAsia="宋体"/>
-          <w:strike/>
-          <w:dstrike w:val="0"/>
-          <w:lang w:val="en-US" w:eastAsia="zh-CN"/>
-        </w:rPr>
-        <w:t>√</w:t>
-      </w:r>
-    </w:p>
-    <w:p>
-      <w:pPr>
-        <w:pStyle w:val="10"/>
-        <w:bidi w:val="0"/>
-        <w:rPr>
-          <w:rFonts w:hint="eastAsia"/>
-          <w:strike/>
-          <w:dstrike w:val="0"/>
-        </w:rPr>
-      </w:pPr>
-      <w:r>
-        <w:rPr>
-          <w:rFonts w:hint="eastAsia"/>
-          <w:strike/>
-          <w:dstrike w:val="0"/>
-        </w:rPr>
-        <w:t>the most friendly starting point for quick adaptation 改成： a more favorable initialization for rapid adaptation</w:t>
-      </w:r>
-      <w:r>
-        <w:rPr>
-          <w:rFonts w:hint="eastAsia" w:eastAsia="宋体"/>
-          <w:strike/>
-          <w:dstrike w:val="0"/>
-          <w:lang w:val="en-US" w:eastAsia="zh-CN"/>
-        </w:rPr>
-        <w:t>√</w:t>
-      </w:r>
-    </w:p>
-    <w:p>
-      <w:pPr>
-        <w:pStyle w:val="10"/>
-        <w:bidi w:val="0"/>
-        <w:rPr>
-          <w:rFonts w:hint="eastAsia"/>
-          <w:strike/>
-          <w:dstrike w:val="0"/>
-        </w:rPr>
-      </w:pPr>
-      <w:r>
-        <w:rPr>
-          <w:rFonts w:hint="eastAsia"/>
-          <w:strike/>
-          <w:dstrike w:val="0"/>
-        </w:rPr>
-        <w:t>The general model has obvious lag 改成： The general model exhibits a noticeable temporal lag</w:t>
-      </w:r>
-      <w:r>
-        <w:rPr>
-          <w:rFonts w:hint="eastAsia" w:eastAsia="宋体"/>
-          <w:strike/>
-          <w:dstrike w:val="0"/>
-          <w:lang w:val="en-US" w:eastAsia="zh-CN"/>
-        </w:rPr>
-        <w:t>√</w:t>
-      </w:r>
-    </w:p>
-    <w:p>
-      <w:pPr>
-        <w:pStyle w:val="10"/>
-        <w:bidi w:val="0"/>
-        <w:rPr>
-          <w:rFonts w:hint="eastAsia"/>
-        </w:rPr>
-      </w:pPr>
-    </w:p>
-    <w:p>
-      <w:pPr>
-        <w:pStyle w:val="10"/>
-        <w:bidi w:val="0"/>
-        <w:rPr>
-          <w:rFonts w:hint="eastAsia"/>
-        </w:rPr>
-      </w:pPr>
-      <w:r>
-        <w:rPr>
-          <w:rFonts w:hint="eastAsia"/>
-        </w:rPr>
-        <w:t>重写 Abstract</w:t>
-      </w:r>
-    </w:p>
-    <w:p>
-      <w:pPr>
-        <w:pStyle w:val="10"/>
-        <w:bidi w:val="0"/>
-        <w:rPr>
-          <w:rFonts w:hint="eastAsia"/>
-        </w:rPr>
-      </w:pPr>
-      <w:r>
-        <w:rPr>
-          <w:rFonts w:hint="eastAsia"/>
+    </w:p>
+    <w:p>
+      <w:pPr>
+        <w:pStyle w:val="10"/>
+        <w:bidi w:val="0"/>
+        <w:rPr>
+          <w:rFonts w:hint="eastAsia"/>
+          <w:strike/>
+          <w:dstrike w:val="0"/>
+        </w:rPr>
+      </w:pPr>
+      <w:r>
+        <w:rPr>
+          <w:rFonts w:hint="eastAsia"/>
+          <w:strike/>
+          <w:dstrike w:val="0"/>
         </w:rPr>
         <w:t>引言里补 research gap</w:t>
       </w:r>
@@ -810,11 +873,15 @@
         <w:bidi w:val="0"/>
         <w:rPr>
           <w:rFonts w:hint="eastAsia"/>
-        </w:rPr>
-      </w:pPr>
-      <w:r>
-        <w:rPr>
-          <w:rFonts w:hint="eastAsia"/>
+          <w:strike/>
+          <w:dstrike w:val="0"/>
+        </w:rPr>
+      </w:pPr>
+      <w:r>
+        <w:rPr>
+          <w:rFonts w:hint="eastAsia"/>
+          <w:strike/>
+          <w:dstrike w:val="0"/>
         </w:rPr>
         <w:t>引言末尾补 Contributions</w:t>
       </w:r>
@@ -825,11 +892,15 @@
         <w:bidi w:val="0"/>
         <w:rPr>
           <w:rFonts w:hint="eastAsia"/>
-        </w:rPr>
-      </w:pPr>
-      <w:r>
-        <w:rPr>
-          <w:rFonts w:hint="eastAsia"/>
+          <w:strike/>
+          <w:dstrike w:val="0"/>
+        </w:rPr>
+      </w:pPr>
+      <w:r>
+        <w:rPr>
+          <w:rFonts w:hint="eastAsia"/>
+          <w:strike/>
+          <w:dstrike w:val="0"/>
         </w:rPr>
         <w:t>全篇统一术语：blood glucose / transfer learning / hold-out set / inference</w:t>
       </w:r>
@@ -840,11 +911,15 @@
         <w:bidi w:val="0"/>
         <w:rPr>
           <w:rFonts w:hint="eastAsia"/>
-        </w:rPr>
-      </w:pPr>
-      <w:r>
-        <w:rPr>
-          <w:rFonts w:hint="eastAsia"/>
+          <w:strike/>
+          <w:dstrike w:val="0"/>
+        </w:rPr>
+      </w:pPr>
+      <w:r>
+        <w:rPr>
+          <w:rFonts w:hint="eastAsia"/>
+          <w:strike/>
+          <w:dstrike w:val="0"/>
         </w:rPr>
         <w:t>改掉缺失值处理章节里那些不地道表达</w:t>
       </w:r>
@@ -855,11 +930,15 @@
         <w:bidi w:val="0"/>
         <w:rPr>
           <w:rFonts w:hint="eastAsia"/>
-        </w:rPr>
-      </w:pPr>
-      <w:r>
-        <w:rPr>
-          <w:rFonts w:hint="eastAsia"/>
+          <w:strike/>
+          <w:dstrike w:val="0"/>
+        </w:rPr>
+      </w:pPr>
+      <w:r>
+        <w:rPr>
+          <w:rFonts w:hint="eastAsia"/>
+          <w:strike/>
+          <w:dstrike w:val="0"/>
         </w:rPr>
         <w:t>在模型比较章节补“为什么 Transformer 最好”</w:t>
       </w:r>
@@ -870,11 +949,15 @@
         <w:bidi w:val="0"/>
         <w:rPr>
           <w:rFonts w:hint="eastAsia"/>
-        </w:rPr>
-      </w:pPr>
-      <w:r>
-        <w:rPr>
-          <w:rFonts w:hint="eastAsia"/>
+          <w:strike/>
+          <w:dstrike w:val="0"/>
+        </w:rPr>
+      </w:pPr>
+      <w:r>
+        <w:rPr>
+          <w:rFonts w:hint="eastAsia"/>
+          <w:strike/>
+          <w:dstrike w:val="0"/>
         </w:rPr>
         <w:t>修正 Transfer Learning 章节里 under-shooting 的逻辑错误</w:t>
       </w:r>
@@ -883,6 +966,10 @@
       <w:pPr>
         <w:pStyle w:val="10"/>
         <w:bidi w:val="0"/>
+        <w:rPr>
+          <w:strike/>
+          <w:dstrike w:val="0"/>
+        </w:rPr>
         <w:sectPr>
           <w:headerReference r:id="rId3" w:type="default"/>
           <w:footerReference r:id="rId5" w:type="default"/>
@@ -898,6 +985,8 @@
       <w:r>
         <w:rPr>
           <w:rFonts w:hint="eastAsia"/>
+          <w:strike/>
+          <w:dstrike w:val="0"/>
         </w:rPr>
         <w:t>最后补一个总 Conclusion</w:t>
       </w:r>
@@ -1455,7 +1544,7 @@
     <w:lsdException w:unhideWhenUsed="0" w:uiPriority="0" w:semiHidden="0" w:name="Closing"/>
     <w:lsdException w:unhideWhenUsed="0" w:uiPriority="0" w:semiHidden="0" w:name="Signature"/>
     <w:lsdException w:qFormat="1" w:unhideWhenUsed="0" w:uiPriority="0" w:name="Default Paragraph Font"/>
-    <w:lsdException w:unhideWhenUsed="0" w:uiPriority="0" w:semiHidden="0" w:name="Body Text"/>
+    <w:lsdException w:qFormat="1" w:unhideWhenUsed="0" w:uiPriority="0" w:semiHidden="0" w:name="Body Text"/>
     <w:lsdException w:unhideWhenUsed="0" w:uiPriority="0" w:semiHidden="0" w:name="Body Text Indent"/>
     <w:lsdException w:unhideWhenUsed="0" w:uiPriority="0" w:semiHidden="0" w:name="List Continue"/>
     <w:lsdException w:unhideWhenUsed="0" w:uiPriority="0" w:semiHidden="0" w:name="List Continue 2"/>
@@ -1492,7 +1581,7 @@
     <w:lsdException w:unhideWhenUsed="0" w:uiPriority="0" w:semiHidden="0" w:name="HTML Sample"/>
     <w:lsdException w:unhideWhenUsed="0" w:uiPriority="0" w:semiHidden="0" w:name="HTML Typewriter"/>
     <w:lsdException w:unhideWhenUsed="0" w:uiPriority="0" w:semiHidden="0" w:name="HTML Variable"/>
-    <w:lsdException w:unhideWhenUsed="0" w:uiPriority="0" w:name="Normal Table"/>
+    <w:lsdException w:qFormat="1" w:unhideWhenUsed="0" w:uiPriority="0" w:name="Normal Table"/>
     <w:lsdException w:unhideWhenUsed="0" w:uiPriority="0" w:semiHidden="0" w:name="annotation subject"/>
     <w:lsdException w:unhideWhenUsed="0" w:uiPriority="0" w:semiHidden="0" w:name="Table Simple 1"/>
     <w:lsdException w:unhideWhenUsed="0" w:uiPriority="0" w:semiHidden="0" w:name="Table Simple 2"/>
@@ -1707,6 +1796,7 @@
   <w:style w:type="table" w:default="1" w:styleId="7">
     <w:name w:val="Normal Table"/>
     <w:semiHidden/>
+    <w:qFormat/>
     <w:uiPriority w:val="0"/>
     <w:tblPr>
       <w:tblCellMar>
@@ -1719,6 +1809,7 @@
   </w:style>
   <w:style w:type="paragraph" w:styleId="4">
     <w:name w:val="Body Text"/>
+    <w:qFormat/>
     <w:uiPriority w:val="0"/>
     <w:pPr>
       <w:widowControl w:val="0"/>
